--- a/MVPM_Hackathon_Progress_Tracker.docx
+++ b/MVPM_Hackathon_Progress_Tracker.docx
@@ -14,22 +14,63 @@
     <w:p>
       <w:r>
         <w:br/>
-        <w:t>Team Name: ____________________________</w:t>
+        <w:t>Team Name: _</w:t>
+      </w:r>
+      <w:r>
+        <w:rPr>
+          <w:u w:val="single"/>
+        </w:rPr>
+        <w:t>Mediflow</w:t>
+      </w:r>
+      <w:r>
+        <w:t>_</w:t>
       </w:r>
     </w:p>
     <w:p>
       <w:r>
-        <w:t>Team Members: _________________________</w:t>
+        <w:t>Team Members: _</w:t>
+      </w:r>
+      <w:r>
+        <w:rPr>
+          <w:u w:val="single"/>
+        </w:rPr>
+        <w:t>Jayraj Rathi, Sarvesh Rathi, Pranav Navandar, Shubham Son</w:t>
+      </w:r>
+      <w:r>
+        <w:rPr>
+          <w:u w:val="single"/>
+        </w:rPr>
+        <w:t>i</w:t>
+      </w:r>
+      <w:r>
+        <w:t>_</w:t>
       </w:r>
     </w:p>
     <w:p>
       <w:r>
-        <w:t>__________________________________________</w:t>
+        <w:t>Date: _</w:t>
       </w:r>
-    </w:p>
-    <w:p>
       <w:r>
-        <w:t>Date: _________________________________</w:t>
+        <w:rPr>
+          <w:u w:val="single"/>
+        </w:rPr>
+        <w:t>11</w:t>
+      </w:r>
+      <w:r>
+        <w:rPr>
+          <w:u w:val="single"/>
+          <w:vertAlign w:val="superscript"/>
+        </w:rPr>
+        <w:t>th</w:t>
+      </w:r>
+      <w:r>
+        <w:rPr>
+          <w:u w:val="single"/>
+        </w:rPr>
+        <w:t xml:space="preserve"> April 2026</w:t>
+      </w:r>
+      <w:r>
+        <w:t>_</w:t>
       </w:r>
       <w:r>
         <w:br/>
@@ -45,90 +86,310 @@
       </w:r>
     </w:p>
     <w:p>
+      <w:pPr>
+        <w:rPr>
+          <w:b/>
+          <w:bCs/>
+        </w:rPr>
+      </w:pPr>
       <w:r>
+        <w:rPr>
+          <w:b/>
+          <w:bCs/>
+        </w:rPr>
         <w:br/>
         <w:t>Problem Statement:</w:t>
       </w:r>
     </w:p>
     <w:p>
       <w:r>
-        <w:t>__________________________________________</w:t>
+        <w:t>Mediflow aims to reduce the heavy documentation burden on doctors in Indian outpatient clinics by automatically transcrib</w:t>
+      </w:r>
+      <w:r>
+        <w:t xml:space="preserve">ing </w:t>
+      </w:r>
+      <w:r>
+        <w:t>consultations and extract structured Electronic Medical Records (EMRs)</w:t>
+      </w:r>
+      <w:r>
+        <w:t xml:space="preserve"> </w:t>
+      </w:r>
+      <w:r>
+        <w:t>allowing them to focus entirely on patient care.</w:t>
       </w:r>
     </w:p>
     <w:p>
+      <w:pPr>
+        <w:rPr>
+          <w:b/>
+          <w:bCs/>
+        </w:rPr>
+      </w:pPr>
       <w:r>
-        <w:t>__________________________________________</w:t>
-      </w:r>
-    </w:p>
-    <w:p>
-      <w:r>
+        <w:rPr>
+          <w:b/>
+          <w:bCs/>
+        </w:rPr>
         <w:br/>
         <w:t>Current Features / Modules Completed:</w:t>
       </w:r>
     </w:p>
     <w:p>
+      <w:pPr>
+        <w:rPr>
+          <w:lang w:val="en-IN"/>
+        </w:rPr>
+      </w:pPr>
       <w:r>
-        <w:t>☐ ________________________________________</w:t>
+        <w:rPr>
+          <w:rFonts w:ascii="Segoe UI Symbol" w:hAnsi="Segoe UI Symbol" w:cs="Segoe UI Symbol"/>
+          <w:lang w:val="en-IN"/>
+        </w:rPr>
+        <w:t>☑</w:t>
+      </w:r>
+      <w:r>
+        <w:rPr>
+          <w:lang w:val="en-IN"/>
+        </w:rPr>
+        <w:t xml:space="preserve"> Real-time Speech-to-Text (STT) transcription (Sarvam AI / Deepgram)</w:t>
       </w:r>
     </w:p>
     <w:p>
+      <w:pPr>
+        <w:rPr>
+          <w:lang w:val="en-IN"/>
+        </w:rPr>
+      </w:pPr>
       <w:r>
-        <w:t>☐ ________________________________________</w:t>
+        <w:rPr>
+          <w:rFonts w:ascii="Segoe UI Symbol" w:hAnsi="Segoe UI Symbol" w:cs="Segoe UI Symbol"/>
+          <w:lang w:val="en-IN"/>
+        </w:rPr>
+        <w:t>☑</w:t>
+      </w:r>
+      <w:r>
+        <w:rPr>
+          <w:lang w:val="en-IN"/>
+        </w:rPr>
+        <w:t xml:space="preserve"> AI-Powered EMR extraction engine (Groq LLM</w:t>
+      </w:r>
+      <w:r>
+        <w:rPr>
+          <w:lang w:val="en-IN"/>
+        </w:rPr>
+        <w:t xml:space="preserve"> / Google Medgemma </w:t>
+      </w:r>
+      <w:r>
+        <w:rPr>
+          <w:lang w:val="en-IN"/>
+        </w:rPr>
+        <w:t xml:space="preserve">1.5 4B </w:t>
+      </w:r>
+      <w:r>
+        <w:rPr>
+          <w:lang w:val="en-IN"/>
+        </w:rPr>
+        <w:t>after testing integration</w:t>
+      </w:r>
+      <w:r>
+        <w:rPr>
+          <w:lang w:val="en-IN"/>
+        </w:rPr>
+        <w:t>)</w:t>
       </w:r>
     </w:p>
     <w:p>
+      <w:pPr>
+        <w:rPr>
+          <w:lang w:val="en-IN"/>
+        </w:rPr>
+      </w:pPr>
       <w:r>
-        <w:t>☐ ________________________________________</w:t>
+        <w:rPr>
+          <w:rFonts w:ascii="Segoe UI Symbol" w:hAnsi="Segoe UI Symbol" w:cs="Segoe UI Symbol"/>
+          <w:lang w:val="en-IN"/>
+        </w:rPr>
+        <w:t>☑</w:t>
+      </w:r>
+      <w:r>
+        <w:rPr>
+          <w:lang w:val="en-IN"/>
+        </w:rPr>
+        <w:t xml:space="preserve"> ICD-10 clinical coding system with automatic mapping</w:t>
       </w:r>
     </w:p>
     <w:p>
+      <w:pPr>
+        <w:rPr>
+          <w:lang w:val="en-IN"/>
+        </w:rPr>
+      </w:pPr>
       <w:r>
-        <w:t>☐ ________________________________________</w:t>
+        <w:rPr>
+          <w:rFonts w:ascii="Segoe UI Symbol" w:hAnsi="Segoe UI Symbol" w:cs="Segoe UI Symbol"/>
+          <w:lang w:val="en-IN"/>
+        </w:rPr>
+        <w:t>☑</w:t>
+      </w:r>
+      <w:r>
+        <w:rPr>
+          <w:lang w:val="en-IN"/>
+        </w:rPr>
+        <w:t xml:space="preserve"> Multi-role authentication &amp; consultation management (Doctor/Receptionist)</w:t>
       </w:r>
     </w:p>
     <w:p>
+      <w:pPr>
+        <w:rPr>
+          <w:lang w:val="en-IN"/>
+        </w:rPr>
+      </w:pPr>
       <w:r>
+        <w:rPr>
+          <w:rFonts w:ascii="Segoe UI Symbol" w:hAnsi="Segoe UI Symbol" w:cs="Segoe UI Symbol"/>
+          <w:lang w:val="en-IN"/>
+        </w:rPr>
+        <w:t>☑</w:t>
+      </w:r>
+      <w:r>
+        <w:rPr>
+          <w:rFonts w:ascii="Segoe UI Symbol" w:hAnsi="Segoe UI Symbol" w:cs="Segoe UI Symbol"/>
+          <w:lang w:val="en-IN"/>
+        </w:rPr>
+        <w:t xml:space="preserve"> </w:t>
+      </w:r>
+      <w:r>
+        <w:rPr>
+          <w:lang w:val="en-IN"/>
+        </w:rPr>
+        <w:t>Patient history view (allergies, surgeries, family history, past visits)</w:t>
+      </w:r>
+    </w:p>
+    <w:p>
+      <w:pPr>
+        <w:rPr>
+          <w:b/>
+          <w:bCs/>
+        </w:rPr>
+      </w:pPr>
+      <w:r>
+        <w:rPr>
+          <w:b/>
+          <w:bCs/>
+        </w:rPr>
         <w:br/>
         <w:t>Tech Stack Used:</w:t>
       </w:r>
     </w:p>
     <w:p>
       <w:r>
-        <w:t>__________________________________________</w:t>
+        <w:rPr>
+          <w:i/>
+          <w:iCs/>
+        </w:rPr>
+        <w:t>Frontend:</w:t>
+      </w:r>
+      <w:r>
+        <w:t xml:space="preserve"> Next.js, React, Tailwind CSS. </w:t>
       </w:r>
     </w:p>
     <w:p>
       <w:r>
-        <w:t>__________________________________________</w:t>
+        <w:rPr>
+          <w:i/>
+          <w:iCs/>
+        </w:rPr>
+        <w:t>Backend/Database:</w:t>
+      </w:r>
+      <w:r>
+        <w:t xml:space="preserve"> Supabase (PostgreSQL), MongoDB Atlas. </w:t>
       </w:r>
     </w:p>
     <w:p>
       <w:r>
-        <w:br/>
+        <w:rPr>
+          <w:i/>
+          <w:iCs/>
+        </w:rPr>
+        <w:t>AI/STT:</w:t>
+      </w:r>
+      <w:r>
+        <w:t xml:space="preserve"> Groq SDK, </w:t>
+      </w:r>
+      <w:r>
+        <w:t xml:space="preserve">Google MedGemma, </w:t>
+      </w:r>
+      <w:r>
+        <w:t>Sarvam AI SDK, Deepgram SDK.</w:t>
+      </w:r>
+    </w:p>
+    <w:p/>
+    <w:p>
+      <w:pPr>
+        <w:rPr>
+          <w:b/>
+          <w:bCs/>
+        </w:rPr>
+      </w:pPr>
+      <w:r>
+        <w:rPr>
+          <w:b/>
+          <w:bCs/>
+        </w:rPr>
         <w:t>Current Working Status:</w:t>
       </w:r>
     </w:p>
     <w:p>
       <w:r>
-        <w:t>☐ Idea Stage</w:t>
+        <w:rPr>
+          <w:rFonts w:ascii="Segoe UI Symbol" w:hAnsi="Segoe UI Symbol" w:cs="Segoe UI Symbol"/>
+          <w:lang w:val="en-IN"/>
+        </w:rPr>
+        <w:t>☑</w:t>
+      </w:r>
+      <w:r>
+        <w:rPr>
+          <w:rFonts w:ascii="Segoe UI Symbol" w:hAnsi="Segoe UI Symbol" w:cs="Segoe UI Symbol"/>
+          <w:lang w:val="en-IN"/>
+        </w:rPr>
+        <w:t xml:space="preserve"> </w:t>
+      </w:r>
+      <w:r>
+        <w:t xml:space="preserve"> Idea Stage</w:t>
       </w:r>
     </w:p>
     <w:p>
       <w:r>
-        <w:t>☐ Partial Implementation</w:t>
+        <w:rPr>
+          <w:rFonts w:ascii="Segoe UI Symbol" w:hAnsi="Segoe UI Symbol" w:cs="Segoe UI Symbol"/>
+          <w:lang w:val="en-IN"/>
+        </w:rPr>
+        <w:lastRenderedPageBreak/>
+        <w:t>☑</w:t>
+      </w:r>
+      <w:r>
+        <w:rPr>
+          <w:rFonts w:ascii="Segoe UI Symbol" w:hAnsi="Segoe UI Symbol" w:cs="Segoe UI Symbol"/>
+          <w:lang w:val="en-IN"/>
+        </w:rPr>
+        <w:t xml:space="preserve"> </w:t>
+      </w:r>
+      <w:r>
+        <w:t>Partial Implementation</w:t>
       </w:r>
     </w:p>
     <w:p>
       <w:r>
-        <w:t>☐ Working Prototype</w:t>
+        <w:t xml:space="preserve">☐ </w:t>
+      </w:r>
+      <w:r>
+        <w:t xml:space="preserve"> Complete End-to-End </w:t>
+      </w:r>
+      <w:r>
+        <w:t>Working Prototype</w:t>
       </w:r>
     </w:p>
-    <w:p>
-      <w:r>
-        <w:lastRenderedPageBreak/>
-        <w:br/>
-      </w:r>
-    </w:p>
+    <w:p/>
     <w:p>
       <w:r>
         <w:rPr>
@@ -139,116 +400,266 @@
       </w:r>
     </w:p>
     <w:p>
+      <w:pPr>
+        <w:rPr>
+          <w:b/>
+          <w:bCs/>
+        </w:rPr>
+      </w:pPr>
       <w:r>
+        <w:rPr>
+          <w:b/>
+          <w:bCs/>
+        </w:rPr>
         <w:br/>
         <w:t>Key Goals:</w:t>
       </w:r>
     </w:p>
     <w:p>
+      <w:pPr>
+        <w:rPr>
+          <w:lang w:val="en-IN"/>
+        </w:rPr>
+      </w:pPr>
       <w:r>
-        <w:t>☐ ________________________________________</w:t>
+        <w:rPr>
+          <w:rFonts w:ascii="Segoe UI Symbol" w:hAnsi="Segoe UI Symbol" w:cs="Segoe UI Symbol"/>
+          <w:lang w:val="en-IN"/>
+        </w:rPr>
+        <w:t>☑</w:t>
+      </w:r>
+      <w:r>
+        <w:rPr>
+          <w:lang w:val="en-IN"/>
+        </w:rPr>
+        <w:t xml:space="preserve"> Differentiate doctor and patient voices accurately during live transcription</w:t>
+      </w:r>
+      <w:r>
+        <w:rPr>
+          <w:lang w:val="en-IN"/>
+        </w:rPr>
+        <w:t xml:space="preserve"> (Speaker Diarization)</w:t>
+      </w:r>
+      <w:r>
+        <w:rPr>
+          <w:lang w:val="en-IN"/>
+        </w:rPr>
+        <w:t>.</w:t>
       </w:r>
     </w:p>
     <w:p>
+      <w:pPr>
+        <w:rPr>
+          <w:lang w:val="en-IN"/>
+        </w:rPr>
+      </w:pPr>
       <w:r>
-        <w:t>☐ ________________________________________</w:t>
+        <w:rPr>
+          <w:rFonts w:ascii="Segoe UI Symbol" w:hAnsi="Segoe UI Symbol" w:cs="Segoe UI Symbol"/>
+          <w:lang w:val="en-IN"/>
+        </w:rPr>
+        <w:t>☑</w:t>
+      </w:r>
+      <w:r>
+        <w:rPr>
+          <w:lang w:val="en-IN"/>
+        </w:rPr>
+        <w:t xml:space="preserve"> Implement AI safety checks for drug interactions and missing critical information</w:t>
+      </w:r>
+      <w:r>
+        <w:rPr>
+          <w:lang w:val="en-IN"/>
+        </w:rPr>
+        <w:t xml:space="preserve"> to improve clinical outcomes.</w:t>
       </w:r>
     </w:p>
     <w:p>
+      <w:pPr>
+        <w:rPr>
+          <w:lang w:val="en-IN"/>
+        </w:rPr>
+      </w:pPr>
       <w:r>
-        <w:t>☐ ________________________________________</w:t>
+        <w:rPr>
+          <w:rFonts w:ascii="Segoe UI Symbol" w:hAnsi="Segoe UI Symbol" w:cs="Segoe UI Symbol"/>
+          <w:lang w:val="en-IN"/>
+        </w:rPr>
+        <w:t>☑</w:t>
+      </w:r>
+      <w:r>
+        <w:rPr>
+          <w:lang w:val="en-IN"/>
+        </w:rPr>
+        <w:t xml:space="preserve"> Automate the delivery of simplified medical reports directly to patients</w:t>
+      </w:r>
+      <w:r>
+        <w:rPr>
+          <w:lang w:val="en-IN"/>
+        </w:rPr>
+        <w:t xml:space="preserve"> as soon as the consultation has ended.</w:t>
       </w:r>
     </w:p>
     <w:p>
+      <w:pPr>
+        <w:rPr>
+          <w:b/>
+          <w:bCs/>
+        </w:rPr>
+      </w:pPr>
       <w:r>
+        <w:rPr>
+          <w:b/>
+          <w:bCs/>
+        </w:rPr>
         <w:br/>
         <w:t>Features to be Added:</w:t>
       </w:r>
     </w:p>
     <w:p>
+      <w:pPr>
+        <w:rPr>
+          <w:lang w:val="en-IN"/>
+        </w:rPr>
+      </w:pPr>
       <w:r>
-        <w:t>☐ ________________________________________</w:t>
+        <w:rPr>
+          <w:rFonts w:ascii="Segoe UI Symbol" w:hAnsi="Segoe UI Symbol" w:cs="Segoe UI Symbol"/>
+          <w:lang w:val="en-IN"/>
+        </w:rPr>
+        <w:t>☑</w:t>
+      </w:r>
+      <w:r>
+        <w:rPr>
+          <w:lang w:val="en-IN"/>
+        </w:rPr>
+        <w:t xml:space="preserve"> </w:t>
+      </w:r>
+      <w:r>
+        <w:rPr>
+          <w:b/>
+          <w:bCs/>
+          <w:lang w:val="en-IN"/>
+        </w:rPr>
+        <w:t>Speaker Diarization:</w:t>
+      </w:r>
+      <w:r>
+        <w:rPr>
+          <w:lang w:val="en-IN"/>
+        </w:rPr>
+        <w:t xml:space="preserve"> Sarvam AI SDK integration.</w:t>
       </w:r>
     </w:p>
     <w:p>
+      <w:pPr>
+        <w:rPr>
+          <w:lang w:val="en-IN"/>
+        </w:rPr>
+      </w:pPr>
       <w:r>
-        <w:t>☐ ________________________________________</w:t>
+        <w:rPr>
+          <w:rFonts w:ascii="Segoe UI Symbol" w:hAnsi="Segoe UI Symbol" w:cs="Segoe UI Symbol"/>
+          <w:lang w:val="en-IN"/>
+        </w:rPr>
+        <w:t>☑</w:t>
+      </w:r>
+      <w:r>
+        <w:rPr>
+          <w:lang w:val="en-IN"/>
+        </w:rPr>
+        <w:t xml:space="preserve"> </w:t>
+      </w:r>
+      <w:r>
+        <w:rPr>
+          <w:b/>
+          <w:bCs/>
+          <w:lang w:val="en-IN"/>
+        </w:rPr>
+        <w:t>Clinical Safety Guards:</w:t>
+      </w:r>
+      <w:r>
+        <w:rPr>
+          <w:lang w:val="en-IN"/>
+        </w:rPr>
+        <w:t xml:space="preserve"> Groq LLM</w:t>
+      </w:r>
+      <w:r>
+        <w:rPr>
+          <w:lang w:val="en-IN"/>
+        </w:rPr>
+        <w:t xml:space="preserve"> / MedGemma</w:t>
+      </w:r>
+      <w:r>
+        <w:rPr>
+          <w:lang w:val="en-IN"/>
+        </w:rPr>
+        <w:t xml:space="preserve"> prompt engineering.</w:t>
       </w:r>
     </w:p>
     <w:p>
+      <w:pPr>
+        <w:rPr>
+          <w:lang w:val="en-IN"/>
+        </w:rPr>
+      </w:pPr>
       <w:r>
-        <w:t>☐ ________________________________________</w:t>
+        <w:rPr>
+          <w:rFonts w:ascii="Segoe UI Symbol" w:hAnsi="Segoe UI Symbol" w:cs="Segoe UI Symbol"/>
+          <w:lang w:val="en-IN"/>
+        </w:rPr>
+        <w:t>☑</w:t>
+      </w:r>
+      <w:r>
+        <w:rPr>
+          <w:lang w:val="en-IN"/>
+        </w:rPr>
+        <w:t xml:space="preserve"> </w:t>
+      </w:r>
+      <w:r>
+        <w:rPr>
+          <w:b/>
+          <w:bCs/>
+          <w:lang w:val="en-IN"/>
+        </w:rPr>
+        <w:t>Reports Storage for Patients’ Access:</w:t>
+      </w:r>
+      <w:r>
+        <w:rPr>
+          <w:lang w:val="en-IN"/>
+        </w:rPr>
+        <w:t xml:space="preserve"> </w:t>
+      </w:r>
+      <w:r>
+        <w:rPr>
+          <w:lang w:val="en-IN"/>
+        </w:rPr>
+        <w:t>Stores in Mongodb database.</w:t>
       </w:r>
     </w:p>
-    <w:tbl>
-      <w:tblPr>
-        <w:tblW w:w="0" w:type="auto"/>
-        <w:tblLook w:val="04A0" w:firstRow="1" w:lastRow="0" w:firstColumn="1" w:lastColumn="0" w:noHBand="0" w:noVBand="1"/>
-      </w:tblPr>
-      <w:tblGrid>
-        <w:gridCol w:w="4320"/>
-        <w:gridCol w:w="4320"/>
-      </w:tblGrid>
-      <w:tr>
-        <w:tc>
-          <w:tcPr>
-            <w:tcW w:w="4320" w:type="dxa"/>
-          </w:tcPr>
-          <w:p/>
-        </w:tc>
-        <w:tc>
-          <w:tcPr>
-            <w:tcW w:w="4320" w:type="dxa"/>
-          </w:tcPr>
-          <w:p/>
-        </w:tc>
-      </w:tr>
-      <w:tr>
-        <w:tc>
-          <w:tcPr>
-            <w:tcW w:w="4320" w:type="dxa"/>
-          </w:tcPr>
-          <w:p/>
-        </w:tc>
-        <w:tc>
-          <w:tcPr>
-            <w:tcW w:w="4320" w:type="dxa"/>
-          </w:tcPr>
-          <w:p/>
-        </w:tc>
-      </w:tr>
-      <w:tr>
-        <w:tc>
-          <w:tcPr>
-            <w:tcW w:w="4320" w:type="dxa"/>
-          </w:tcPr>
-          <w:p/>
-        </w:tc>
-        <w:tc>
-          <w:tcPr>
-            <w:tcW w:w="4320" w:type="dxa"/>
-          </w:tcPr>
-          <w:p/>
-        </w:tc>
-      </w:tr>
-    </w:tbl>
     <w:p>
+      <w:pPr>
+        <w:rPr>
+          <w:b/>
+          <w:bCs/>
+        </w:rPr>
+      </w:pPr>
       <w:r>
+        <w:rPr>
+          <w:b/>
+          <w:bCs/>
+        </w:rPr>
         <w:br/>
         <w:t>Expected Outcome by End of Hackathon:</w:t>
       </w:r>
     </w:p>
     <w:p>
+      <w:pPr>
+        <w:rPr>
+          <w:b/>
+          <w:sz w:val="28"/>
+        </w:rPr>
+      </w:pPr>
       <w:r>
-        <w:t>__________________________________________</w:t>
-      </w:r>
-    </w:p>
-    <w:p>
-      <w:r>
-        <w:t>__________________________________________</w:t>
-      </w:r>
-      <w:r>
-        <w:br/>
+        <w:t>A fully functional, polished MVP that not only transcribes and extracts EMRs but safely verifies drug interactions, accurately separates speakers, and instantly delivers both original and simplified reports to the patient.</w:t>
       </w:r>
     </w:p>
     <w:p>
@@ -287,6 +698,7 @@
         <w:t>☐ ________________________________________</w:t>
       </w:r>
     </w:p>
+    <w:p/>
     <w:p>
       <w:r>
         <w:br/>
@@ -1140,7 +1552,6 @@
   <w:style w:type="character" w:default="1" w:styleId="DefaultParagraphFont">
     <w:name w:val="Default Paragraph Font"/>
     <w:uiPriority w:val="1"/>
-    <w:semiHidden/>
     <w:unhideWhenUsed/>
   </w:style>
   <w:style w:type="table" w:default="1" w:styleId="TableNormal">

--- a/MVPM_Hackathon_Progress_Tracker.docx
+++ b/MVPM_Hackathon_Progress_Tracker.docx
@@ -16,12 +16,14 @@
         <w:br/>
         <w:t>Team Name: _</w:t>
       </w:r>
+      <w:proofErr w:type="spellStart"/>
       <w:r>
         <w:rPr>
           <w:u w:val="single"/>
         </w:rPr>
         <w:t>Mediflow</w:t>
       </w:r>
+      <w:proofErr w:type="spellEnd"/>
       <w:r>
         <w:t>_</w:t>
       </w:r>
@@ -102,8 +104,13 @@
       </w:r>
     </w:p>
     <w:p>
-      <w:r>
-        <w:t>Mediflow aims to reduce the heavy documentation burden on doctors in Indian outpatient clinics by automatically transcrib</w:t>
+      <w:proofErr w:type="spellStart"/>
+      <w:r>
+        <w:t>Mediflow</w:t>
+      </w:r>
+      <w:proofErr w:type="spellEnd"/>
+      <w:r>
+        <w:t xml:space="preserve"> aims to reduce the heavy documentation burden on doctors in Indian outpatient clinics by automatically transcrib</w:t>
       </w:r>
       <w:r>
         <w:t xml:space="preserve">ing </w:t>
@@ -151,7 +158,21 @@
         <w:rPr>
           <w:lang w:val="en-IN"/>
         </w:rPr>
-        <w:t xml:space="preserve"> Real-time Speech-to-Text (STT) transcription (Sarvam AI / Deepgram)</w:t>
+        <w:t xml:space="preserve"> Real-time Speech-to-Text (STT) transcription (Sarvam AI / </w:t>
+      </w:r>
+      <w:proofErr w:type="spellStart"/>
+      <w:r>
+        <w:rPr>
+          <w:lang w:val="en-IN"/>
+        </w:rPr>
+        <w:t>Deepgram</w:t>
+      </w:r>
+      <w:proofErr w:type="spellEnd"/>
+      <w:r>
+        <w:rPr>
+          <w:lang w:val="en-IN"/>
+        </w:rPr>
+        <w:t>)</w:t>
       </w:r>
     </w:p>
     <w:p>
@@ -171,13 +192,41 @@
         <w:rPr>
           <w:lang w:val="en-IN"/>
         </w:rPr>
-        <w:t xml:space="preserve"> AI-Powered EMR extraction engine (Groq LLM</w:t>
-      </w:r>
+        <w:t xml:space="preserve"> AI-Powered EMR extraction engine (</w:t>
+      </w:r>
+      <w:proofErr w:type="spellStart"/>
       <w:r>
         <w:rPr>
           <w:lang w:val="en-IN"/>
         </w:rPr>
-        <w:t xml:space="preserve"> / Google Medgemma </w:t>
+        <w:t>Groq</w:t>
+      </w:r>
+      <w:proofErr w:type="spellEnd"/>
+      <w:r>
+        <w:rPr>
+          <w:lang w:val="en-IN"/>
+        </w:rPr>
+        <w:t xml:space="preserve"> LLM</w:t>
+      </w:r>
+      <w:r>
+        <w:rPr>
+          <w:lang w:val="en-IN"/>
+        </w:rPr>
+        <w:t xml:space="preserve"> / Google </w:t>
+      </w:r>
+      <w:proofErr w:type="spellStart"/>
+      <w:r>
+        <w:rPr>
+          <w:lang w:val="en-IN"/>
+        </w:rPr>
+        <w:t>Medgemma</w:t>
+      </w:r>
+      <w:proofErr w:type="spellEnd"/>
+      <w:r>
+        <w:rPr>
+          <w:lang w:val="en-IN"/>
+        </w:rPr>
+        <w:t xml:space="preserve"> </w:t>
       </w:r>
       <w:r>
         <w:rPr>
@@ -235,7 +284,21 @@
         <w:rPr>
           <w:lang w:val="en-IN"/>
         </w:rPr>
-        <w:t xml:space="preserve"> Multi-role authentication &amp; consultation management (Doctor/Receptionist)</w:t>
+        <w:t xml:space="preserve"> </w:t>
+      </w:r>
+      <w:proofErr w:type="gramStart"/>
+      <w:r>
+        <w:rPr>
+          <w:lang w:val="en-IN"/>
+        </w:rPr>
+        <w:t>Multi-role</w:t>
+      </w:r>
+      <w:proofErr w:type="gramEnd"/>
+      <w:r>
+        <w:rPr>
+          <w:lang w:val="en-IN"/>
+        </w:rPr>
+        <w:t xml:space="preserve"> authentication &amp; consultation management (Doctor/Receptionist)</w:t>
       </w:r>
     </w:p>
     <w:p>
@@ -302,7 +365,15 @@
         <w:t>Backend/Database:</w:t>
       </w:r>
       <w:r>
-        <w:t xml:space="preserve"> Supabase (PostgreSQL), MongoDB Atlas. </w:t>
+        <w:t xml:space="preserve"> </w:t>
+      </w:r>
+      <w:proofErr w:type="spellStart"/>
+      <w:r>
+        <w:t>Supabase</w:t>
+      </w:r>
+      <w:proofErr w:type="spellEnd"/>
+      <w:r>
+        <w:t xml:space="preserve"> (PostgreSQL), MongoDB Atlas. </w:t>
       </w:r>
     </w:p>
     <w:p>
@@ -314,13 +385,37 @@
         <w:t>AI/STT:</w:t>
       </w:r>
       <w:r>
-        <w:t xml:space="preserve"> Groq SDK, </w:t>
-      </w:r>
-      <w:r>
-        <w:t xml:space="preserve">Google MedGemma, </w:t>
-      </w:r>
-      <w:r>
-        <w:t>Sarvam AI SDK, Deepgram SDK.</w:t>
+        <w:t xml:space="preserve"> </w:t>
+      </w:r>
+      <w:proofErr w:type="spellStart"/>
+      <w:r>
+        <w:t>Groq</w:t>
+      </w:r>
+      <w:proofErr w:type="spellEnd"/>
+      <w:r>
+        <w:t xml:space="preserve"> SDK, </w:t>
+      </w:r>
+      <w:r>
+        <w:t xml:space="preserve">Google </w:t>
+      </w:r>
+      <w:proofErr w:type="spellStart"/>
+      <w:r>
+        <w:t>MedGemma</w:t>
+      </w:r>
+      <w:proofErr w:type="spellEnd"/>
+      <w:r>
+        <w:t xml:space="preserve">, </w:t>
+      </w:r>
+      <w:r>
+        <w:t xml:space="preserve">Sarvam AI SDK, </w:t>
+      </w:r>
+      <w:proofErr w:type="spellStart"/>
+      <w:r>
+        <w:t>Deepgram</w:t>
+      </w:r>
+      <w:proofErr w:type="spellEnd"/>
+      <w:r>
+        <w:t xml:space="preserve"> SDK.</w:t>
       </w:r>
     </w:p>
     <w:p/>
@@ -340,6 +435,7 @@
       </w:r>
     </w:p>
     <w:p>
+      <w:proofErr w:type="gramStart"/>
       <w:r>
         <w:rPr>
           <w:rFonts w:ascii="Segoe UI Symbol" w:hAnsi="Segoe UI Symbol" w:cs="Segoe UI Symbol"/>
@@ -355,7 +451,11 @@
         <w:t xml:space="preserve"> </w:t>
       </w:r>
       <w:r>
-        <w:t xml:space="preserve"> Idea Stage</w:t>
+        <w:t xml:space="preserve"> Idea</w:t>
+      </w:r>
+      <w:proofErr w:type="gramEnd"/>
+      <w:r>
+        <w:t xml:space="preserve"> Stage</w:t>
       </w:r>
     </w:p>
     <w:p>
@@ -379,11 +479,16 @@
       </w:r>
     </w:p>
     <w:p>
+      <w:proofErr w:type="gramStart"/>
       <w:r>
         <w:t xml:space="preserve">☐ </w:t>
       </w:r>
       <w:r>
-        <w:t xml:space="preserve"> Complete End-to-End </w:t>
+        <w:t xml:space="preserve"> Complete</w:t>
+      </w:r>
+      <w:proofErr w:type="gramEnd"/>
+      <w:r>
+        <w:t xml:space="preserve"> End-to-End </w:t>
       </w:r>
       <w:r>
         <w:t>Working Prototype</w:t>
@@ -438,7 +543,21 @@
         <w:rPr>
           <w:lang w:val="en-IN"/>
         </w:rPr>
-        <w:t xml:space="preserve"> (Speaker Diarization)</w:t>
+        <w:t xml:space="preserve"> (Speaker </w:t>
+      </w:r>
+      <w:proofErr w:type="spellStart"/>
+      <w:r>
+        <w:rPr>
+          <w:lang w:val="en-IN"/>
+        </w:rPr>
+        <w:t>Diarization</w:t>
+      </w:r>
+      <w:proofErr w:type="spellEnd"/>
+      <w:r>
+        <w:rPr>
+          <w:lang w:val="en-IN"/>
+        </w:rPr>
+        <w:t>)</w:t>
       </w:r>
       <w:r>
         <w:rPr>
@@ -540,112 +659,166 @@
           <w:bCs/>
           <w:lang w:val="en-IN"/>
         </w:rPr>
-        <w:t>Speaker Diarization:</w:t>
-      </w:r>
-      <w:r>
-        <w:rPr>
-          <w:lang w:val="en-IN"/>
-        </w:rPr>
-        <w:t xml:space="preserve"> Sarvam AI SDK integration.</w:t>
-      </w:r>
-    </w:p>
-    <w:p>
-      <w:pPr>
-        <w:rPr>
-          <w:lang w:val="en-IN"/>
-        </w:rPr>
-      </w:pPr>
-      <w:r>
-        <w:rPr>
-          <w:rFonts w:ascii="Segoe UI Symbol" w:hAnsi="Segoe UI Symbol" w:cs="Segoe UI Symbol"/>
-          <w:lang w:val="en-IN"/>
-        </w:rPr>
-        <w:t>☑</w:t>
-      </w:r>
-      <w:r>
-        <w:rPr>
-          <w:lang w:val="en-IN"/>
-        </w:rPr>
-        <w:t xml:space="preserve"> </w:t>
-      </w:r>
+        <w:t xml:space="preserve">Speaker </w:t>
+      </w:r>
+      <w:proofErr w:type="spellStart"/>
       <w:r>
         <w:rPr>
           <w:b/>
           <w:bCs/>
           <w:lang w:val="en-IN"/>
         </w:rPr>
-        <w:t>Clinical Safety Guards:</w:t>
-      </w:r>
-      <w:r>
-        <w:rPr>
-          <w:lang w:val="en-IN"/>
-        </w:rPr>
-        <w:t xml:space="preserve"> Groq LLM</w:t>
-      </w:r>
-      <w:r>
-        <w:rPr>
-          <w:lang w:val="en-IN"/>
-        </w:rPr>
-        <w:t xml:space="preserve"> / MedGemma</w:t>
-      </w:r>
-      <w:r>
-        <w:rPr>
-          <w:lang w:val="en-IN"/>
-        </w:rPr>
-        <w:t xml:space="preserve"> prompt engineering.</w:t>
-      </w:r>
-    </w:p>
-    <w:p>
-      <w:pPr>
-        <w:rPr>
-          <w:lang w:val="en-IN"/>
-        </w:rPr>
-      </w:pPr>
-      <w:r>
-        <w:rPr>
-          <w:rFonts w:ascii="Segoe UI Symbol" w:hAnsi="Segoe UI Symbol" w:cs="Segoe UI Symbol"/>
-          <w:lang w:val="en-IN"/>
-        </w:rPr>
-        <w:t>☑</w:t>
-      </w:r>
-      <w:r>
-        <w:rPr>
-          <w:lang w:val="en-IN"/>
-        </w:rPr>
-        <w:t xml:space="preserve"> </w:t>
-      </w:r>
+        <w:t>Diarization</w:t>
+      </w:r>
+      <w:proofErr w:type="spellEnd"/>
       <w:r>
         <w:rPr>
           <w:b/>
           <w:bCs/>
           <w:lang w:val="en-IN"/>
         </w:rPr>
-        <w:t>Reports Storage for Patients’ Access:</w:t>
+        <w:t>:</w:t>
       </w:r>
       <w:r>
         <w:rPr>
           <w:lang w:val="en-IN"/>
         </w:rPr>
-        <w:t xml:space="preserve"> </w:t>
-      </w:r>
-      <w:r>
-        <w:rPr>
-          <w:lang w:val="en-IN"/>
-        </w:rPr>
-        <w:t>Stores in Mongodb database.</w:t>
+        <w:t xml:space="preserve"> Sarvam AI SDK integration.</w:t>
       </w:r>
     </w:p>
     <w:p>
       <w:pPr>
         <w:rPr>
+          <w:lang w:val="en-IN"/>
+        </w:rPr>
+      </w:pPr>
+      <w:r>
+        <w:rPr>
+          <w:rFonts w:ascii="Segoe UI Symbol" w:hAnsi="Segoe UI Symbol" w:cs="Segoe UI Symbol"/>
+          <w:lang w:val="en-IN"/>
+        </w:rPr>
+        <w:t>☑</w:t>
+      </w:r>
+      <w:r>
+        <w:rPr>
+          <w:lang w:val="en-IN"/>
+        </w:rPr>
+        <w:t xml:space="preserve"> </w:t>
+      </w:r>
+      <w:r>
+        <w:rPr>
           <w:b/>
           <w:bCs/>
-        </w:rPr>
-      </w:pPr>
+          <w:lang w:val="en-IN"/>
+        </w:rPr>
+        <w:t>Clinical Safety Guards:</w:t>
+      </w:r>
+      <w:r>
+        <w:rPr>
+          <w:lang w:val="en-IN"/>
+        </w:rPr>
+        <w:t xml:space="preserve"> </w:t>
+      </w:r>
+      <w:proofErr w:type="spellStart"/>
+      <w:r>
+        <w:rPr>
+          <w:lang w:val="en-IN"/>
+        </w:rPr>
+        <w:t>Groq</w:t>
+      </w:r>
+      <w:proofErr w:type="spellEnd"/>
+      <w:r>
+        <w:rPr>
+          <w:lang w:val="en-IN"/>
+        </w:rPr>
+        <w:t xml:space="preserve"> LLM</w:t>
+      </w:r>
+      <w:r>
+        <w:rPr>
+          <w:lang w:val="en-IN"/>
+        </w:rPr>
+        <w:t xml:space="preserve"> / </w:t>
+      </w:r>
+      <w:proofErr w:type="spellStart"/>
+      <w:r>
+        <w:rPr>
+          <w:lang w:val="en-IN"/>
+        </w:rPr>
+        <w:t>MedGemma</w:t>
+      </w:r>
+      <w:proofErr w:type="spellEnd"/>
+      <w:r>
+        <w:rPr>
+          <w:lang w:val="en-IN"/>
+        </w:rPr>
+        <w:t xml:space="preserve"> prompt engineering.</w:t>
+      </w:r>
+    </w:p>
+    <w:p>
+      <w:pPr>
+        <w:rPr>
+          <w:lang w:val="en-IN"/>
+        </w:rPr>
+      </w:pPr>
+      <w:r>
+        <w:rPr>
+          <w:rFonts w:ascii="Segoe UI Symbol" w:hAnsi="Segoe UI Symbol" w:cs="Segoe UI Symbol"/>
+          <w:lang w:val="en-IN"/>
+        </w:rPr>
+        <w:t>☑</w:t>
+      </w:r>
+      <w:r>
+        <w:rPr>
+          <w:lang w:val="en-IN"/>
+        </w:rPr>
+        <w:t xml:space="preserve"> </w:t>
+      </w:r>
       <w:r>
         <w:rPr>
           <w:b/>
           <w:bCs/>
+          <w:lang w:val="en-IN"/>
+        </w:rPr>
+        <w:t>Reports Storage for Patients’ Access:</w:t>
+      </w:r>
+      <w:r>
+        <w:rPr>
+          <w:lang w:val="en-IN"/>
+        </w:rPr>
+        <w:t xml:space="preserve"> </w:t>
+      </w:r>
+      <w:r>
+        <w:rPr>
+          <w:lang w:val="en-IN"/>
+        </w:rPr>
+        <w:t xml:space="preserve">Stores in </w:t>
+      </w:r>
+      <w:proofErr w:type="spellStart"/>
+      <w:r>
+        <w:rPr>
+          <w:lang w:val="en-IN"/>
+        </w:rPr>
+        <w:t>Mongodb</w:t>
+      </w:r>
+      <w:proofErr w:type="spellEnd"/>
+      <w:r>
+        <w:rPr>
+          <w:lang w:val="en-IN"/>
+        </w:rPr>
+        <w:t xml:space="preserve"> database.</w:t>
+      </w:r>
+    </w:p>
+    <w:p>
+      <w:pPr>
+        <w:rPr>
+          <w:b/>
+          <w:bCs/>
+        </w:rPr>
+      </w:pPr>
+      <w:r>
+        <w:rPr>
+          <w:b/>
+          <w:bCs/>
         </w:rPr>
         <w:br/>
         <w:t>Expected Outcome by End of Hackathon:</w:t>
@@ -674,68 +847,456 @@
     <w:p>
       <w:r>
         <w:br/>
-        <w:t>Features Successfully Implemented:</w:t>
       </w:r>
     </w:p>
     <w:p>
-      <w:r>
-        <w:t>☐ ________________________________________</w:t>
+      <w:pPr>
+        <w:rPr>
+          <w:b/>
+          <w:bCs/>
+          <w:lang w:val="en-IN"/>
+        </w:rPr>
+      </w:pPr>
+      <w:r>
+        <w:rPr>
+          <w:b/>
+          <w:bCs/>
+          <w:lang w:val="en-IN"/>
+        </w:rPr>
+        <w:t>Features Successfully Implemented:</w:t>
       </w:r>
     </w:p>
     <w:p>
-      <w:r>
-        <w:t>☐ ________________________________________</w:t>
+      <w:pPr>
+        <w:pStyle w:val="ListParagraph"/>
+        <w:numPr>
+          <w:ilvl w:val="0"/>
+          <w:numId w:val="13"/>
+        </w:numPr>
+        <w:rPr>
+          <w:lang w:val="en-IN"/>
+        </w:rPr>
+      </w:pPr>
+      <w:r>
+        <w:rPr>
+          <w:b/>
+          <w:bCs/>
+          <w:lang w:val="en-IN"/>
+        </w:rPr>
+        <w:t>Clinical Safety Guards</w:t>
+      </w:r>
+      <w:r>
+        <w:rPr>
+          <w:lang w:val="en-IN"/>
+        </w:rPr>
+        <w:t>:</w:t>
+      </w:r>
+      <w:r>
+        <w:rPr>
+          <w:lang w:val="en-IN"/>
+        </w:rPr>
+        <w:t xml:space="preserve"> implemented for allergy checks and cross-drug interaction risk alerts</w:t>
       </w:r>
     </w:p>
     <w:p>
-      <w:r>
+      <w:pPr>
+        <w:pStyle w:val="ListParagraph"/>
+        <w:numPr>
+          <w:ilvl w:val="0"/>
+          <w:numId w:val="13"/>
+        </w:numPr>
+        <w:rPr>
+          <w:lang w:val="en-IN"/>
+        </w:rPr>
+      </w:pPr>
+      <w:r>
+        <w:rPr>
+          <w:b/>
+          <w:bCs/>
+          <w:lang w:val="en-IN"/>
+        </w:rPr>
         <w:lastRenderedPageBreak/>
-        <w:t>☐ ________________________________________</w:t>
+        <w:t>Improved patient workflow</w:t>
+      </w:r>
+      <w:r>
+        <w:rPr>
+          <w:lang w:val="en-IN"/>
+        </w:rPr>
+        <w:t xml:space="preserve"> with better follow-up handling and continuity of care</w:t>
       </w:r>
     </w:p>
     <w:p>
-      <w:r>
-        <w:t>☐ ________________________________________</w:t>
+      <w:pPr>
+        <w:pStyle w:val="ListParagraph"/>
+        <w:numPr>
+          <w:ilvl w:val="0"/>
+          <w:numId w:val="13"/>
+        </w:numPr>
+        <w:rPr>
+          <w:lang w:val="en-IN"/>
+        </w:rPr>
+      </w:pPr>
+      <w:r>
+        <w:rPr>
+          <w:b/>
+          <w:bCs/>
+          <w:lang w:val="en-IN"/>
+        </w:rPr>
+        <w:t xml:space="preserve">Speaker </w:t>
+      </w:r>
+      <w:proofErr w:type="spellStart"/>
+      <w:r>
+        <w:rPr>
+          <w:b/>
+          <w:bCs/>
+          <w:lang w:val="en-IN"/>
+        </w:rPr>
+        <w:t>diarization</w:t>
+      </w:r>
+      <w:proofErr w:type="spellEnd"/>
+      <w:r>
+        <w:rPr>
+          <w:lang w:val="en-IN"/>
+        </w:rPr>
+        <w:t>:</w:t>
+      </w:r>
+      <w:r>
+        <w:rPr>
+          <w:lang w:val="en-IN"/>
+        </w:rPr>
+        <w:t xml:space="preserve"> quality improved by moving from Sarvam testing to Nova-3-Medical pipeline after backend evaluation</w:t>
+      </w:r>
+    </w:p>
+    <w:p>
+      <w:pPr>
+        <w:pStyle w:val="ListParagraph"/>
+        <w:numPr>
+          <w:ilvl w:val="0"/>
+          <w:numId w:val="13"/>
+        </w:numPr>
+        <w:rPr>
+          <w:lang w:val="en-IN"/>
+        </w:rPr>
+      </w:pPr>
+      <w:r>
+        <w:rPr>
+          <w:b/>
+          <w:bCs/>
+          <w:lang w:val="en-IN"/>
+        </w:rPr>
+        <w:t>Medication list</w:t>
+      </w:r>
+      <w:r>
+        <w:rPr>
+          <w:lang w:val="en-IN"/>
+        </w:rPr>
+        <w:t xml:space="preserve">: </w:t>
+      </w:r>
+      <w:r>
+        <w:rPr>
+          <w:lang w:val="en-IN"/>
+        </w:rPr>
+        <w:t>capture and structuring improved for cleaner clinical documentation</w:t>
+      </w:r>
+    </w:p>
+    <w:p>
+      <w:pPr>
+        <w:pStyle w:val="ListParagraph"/>
+        <w:numPr>
+          <w:ilvl w:val="0"/>
+          <w:numId w:val="13"/>
+        </w:numPr>
+        <w:rPr>
+          <w:lang w:val="en-IN"/>
+        </w:rPr>
+      </w:pPr>
+      <w:r>
+        <w:rPr>
+          <w:b/>
+          <w:bCs/>
+          <w:lang w:val="en-IN"/>
+        </w:rPr>
+        <w:t>Report generation</w:t>
+      </w:r>
+      <w:r>
+        <w:rPr>
+          <w:lang w:val="en-IN"/>
+        </w:rPr>
+        <w:t xml:space="preserve">: implemented </w:t>
+      </w:r>
+      <w:r>
+        <w:rPr>
+          <w:lang w:val="en-IN"/>
+        </w:rPr>
+        <w:t>prescription</w:t>
+      </w:r>
+      <w:r>
+        <w:rPr>
+          <w:lang w:val="en-IN"/>
+        </w:rPr>
+        <w:t xml:space="preserve"> </w:t>
+      </w:r>
+    </w:p>
+    <w:p>
+      <w:pPr>
+        <w:pStyle w:val="ListParagraph"/>
+        <w:numPr>
+          <w:ilvl w:val="0"/>
+          <w:numId w:val="13"/>
+        </w:numPr>
+        <w:rPr>
+          <w:lang w:val="en-IN"/>
+        </w:rPr>
+      </w:pPr>
+      <w:r>
+        <w:rPr>
+          <w:lang w:val="en-IN"/>
+        </w:rPr>
+        <w:t xml:space="preserve"> UI enhancements</w:t>
+      </w:r>
+      <w:r>
+        <w:rPr>
+          <w:lang w:val="en-IN"/>
+        </w:rPr>
+        <w:t>:</w:t>
+      </w:r>
+      <w:r>
+        <w:rPr>
+          <w:lang w:val="en-IN"/>
+        </w:rPr>
+        <w:t xml:space="preserve"> across doctor workflow for faster usage during live consultations</w:t>
+      </w:r>
+    </w:p>
+    <w:p>
+      <w:pPr>
+        <w:pStyle w:val="ListParagraph"/>
+        <w:numPr>
+          <w:ilvl w:val="0"/>
+          <w:numId w:val="13"/>
+        </w:numPr>
+        <w:rPr>
+          <w:lang w:val="en-IN"/>
+        </w:rPr>
+      </w:pPr>
+      <w:r>
+        <w:rPr>
+          <w:b/>
+          <w:bCs/>
+          <w:lang w:val="en-IN"/>
+        </w:rPr>
+        <w:t>Audit Trail</w:t>
+      </w:r>
+      <w:r>
+        <w:rPr>
+          <w:lang w:val="en-IN"/>
+        </w:rPr>
+        <w:t>:</w:t>
+      </w:r>
+      <w:r>
+        <w:rPr>
+          <w:lang w:val="en-IN"/>
+        </w:rPr>
+        <w:t xml:space="preserve"> implemented for transparent activity tracking and clinical accountability</w:t>
+      </w:r>
+    </w:p>
+    <w:p>
+      <w:pPr>
+        <w:pStyle w:val="ListParagraph"/>
+        <w:numPr>
+          <w:ilvl w:val="0"/>
+          <w:numId w:val="13"/>
+        </w:numPr>
+        <w:rPr>
+          <w:lang w:val="en-IN"/>
+        </w:rPr>
+      </w:pPr>
+      <w:r>
+        <w:rPr>
+          <w:lang w:val="en-IN"/>
+        </w:rPr>
+        <w:t xml:space="preserve">Product iteratively refined </w:t>
+      </w:r>
+      <w:r>
+        <w:t>through continuous feedbacks from 4 doctors</w:t>
+      </w:r>
+      <w:r>
+        <w:t>:</w:t>
+      </w:r>
+    </w:p>
+    <w:p>
+      <w:pPr>
+        <w:pStyle w:val="ListParagraph"/>
+        <w:numPr>
+          <w:ilvl w:val="0"/>
+          <w:numId w:val="14"/>
+        </w:numPr>
+        <w:rPr>
+          <w:lang w:val="en-IN"/>
+        </w:rPr>
+      </w:pPr>
+      <w:r>
+        <w:rPr>
+          <w:lang w:val="en-IN"/>
+        </w:rPr>
+        <w:t>Doctor feedback directly improved prescription dosage and frequency notation clarity</w:t>
+      </w:r>
+    </w:p>
+    <w:p>
+      <w:pPr>
+        <w:pStyle w:val="ListParagraph"/>
+        <w:numPr>
+          <w:ilvl w:val="0"/>
+          <w:numId w:val="14"/>
+        </w:numPr>
+        <w:rPr>
+          <w:lang w:val="en-IN"/>
+        </w:rPr>
+      </w:pPr>
+      <w:r>
+        <w:rPr>
+          <w:lang w:val="en-IN"/>
+        </w:rPr>
+        <w:t xml:space="preserve"> </w:t>
+      </w:r>
+      <w:r>
+        <w:rPr>
+          <w:lang w:val="en-IN"/>
+        </w:rPr>
+        <w:t xml:space="preserve">Doctor feedback also shaped final Audit Trail </w:t>
+      </w:r>
+      <w:proofErr w:type="spellStart"/>
+      <w:r>
+        <w:rPr>
+          <w:lang w:val="en-IN"/>
+        </w:rPr>
+        <w:t>behavior</w:t>
+      </w:r>
+      <w:proofErr w:type="spellEnd"/>
+      <w:r>
+        <w:rPr>
+          <w:lang w:val="en-IN"/>
+        </w:rPr>
+        <w:t xml:space="preserve"> and overall UI polish</w:t>
+      </w:r>
+    </w:p>
+    <w:p>
+      <w:pPr>
+        <w:rPr>
+          <w:lang w:val="en-IN"/>
+        </w:rPr>
+      </w:pPr>
+      <w:r>
+        <w:rPr>
+          <w:lang w:val="en-IN"/>
+        </w:rPr>
+        <w:t>Demo Status:</w:t>
+      </w:r>
+      <w:r>
+        <w:rPr>
+          <w:lang w:val="en-IN"/>
+        </w:rPr>
+        <w:br/>
+      </w:r>
+      <w:r>
+        <w:rPr>
+          <w:rFonts w:ascii="Segoe UI Symbol" w:hAnsi="Segoe UI Symbol" w:cs="Segoe UI Symbol"/>
+          <w:lang w:val="en-IN"/>
+        </w:rPr>
+        <w:t>☑</w:t>
+      </w:r>
+      <w:r>
+        <w:rPr>
+          <w:lang w:val="en-IN"/>
+        </w:rPr>
+        <w:t xml:space="preserve"> Fully Working</w:t>
+      </w:r>
+      <w:r>
+        <w:rPr>
+          <w:lang w:val="en-IN"/>
+        </w:rPr>
+        <w:br/>
+      </w:r>
+      <w:r>
+        <w:rPr>
+          <w:rFonts w:ascii="Segoe UI Symbol" w:hAnsi="Segoe UI Symbol" w:cs="Segoe UI Symbol"/>
+          <w:lang w:val="en-IN"/>
+        </w:rPr>
+        <w:t>☐</w:t>
+      </w:r>
+      <w:r>
+        <w:rPr>
+          <w:lang w:val="en-IN"/>
+        </w:rPr>
+        <w:t xml:space="preserve"> Partially Working</w:t>
+      </w:r>
+      <w:r>
+        <w:rPr>
+          <w:lang w:val="en-IN"/>
+        </w:rPr>
+        <w:br/>
+      </w:r>
+      <w:r>
+        <w:rPr>
+          <w:rFonts w:ascii="Segoe UI Symbol" w:hAnsi="Segoe UI Symbol" w:cs="Segoe UI Symbol"/>
+          <w:lang w:val="en-IN"/>
+        </w:rPr>
+        <w:t>☐</w:t>
+      </w:r>
+      <w:r>
+        <w:rPr>
+          <w:lang w:val="en-IN"/>
+        </w:rPr>
+        <w:t xml:space="preserve"> Prototype Only</w:t>
+      </w:r>
+    </w:p>
+    <w:p>
+      <w:pPr>
+        <w:rPr>
+          <w:lang w:val="en-IN"/>
+        </w:rPr>
+      </w:pPr>
+      <w:r>
+        <w:rPr>
+          <w:lang w:val="en-IN"/>
+        </w:rPr>
+        <w:t>Additional Notes / Highlights:</w:t>
+      </w:r>
+    </w:p>
+    <w:p>
+      <w:pPr>
+        <w:numPr>
+          <w:ilvl w:val="0"/>
+          <w:numId w:val="11"/>
+        </w:numPr>
+        <w:rPr>
+          <w:lang w:val="en-IN"/>
+        </w:rPr>
+      </w:pPr>
+      <w:r>
+        <w:rPr>
+          <w:lang w:val="en-IN"/>
+        </w:rPr>
+        <w:t>We tested multiple STT approaches during the hackathon and selected Nova-3-Medical for stronger practical accuracy in our use case.</w:t>
+      </w:r>
+    </w:p>
+    <w:p>
+      <w:pPr>
+        <w:numPr>
+          <w:ilvl w:val="0"/>
+          <w:numId w:val="11"/>
+        </w:numPr>
+        <w:rPr>
+          <w:lang w:val="en-IN"/>
+        </w:rPr>
+      </w:pPr>
+      <w:r>
+        <w:rPr>
+          <w:lang w:val="en-IN"/>
+        </w:rPr>
+        <w:t>The MVP now demonstrates an end-to-end clinical flow: intake, consultation capture, EMR structuring, safety checks, prescription/report output, and review trail.</w:t>
       </w:r>
     </w:p>
     <w:p/>
-    <w:p>
-      <w:r>
-        <w:br/>
-        <w:t>Demo Status:</w:t>
-      </w:r>
-    </w:p>
-    <w:p>
-      <w:r>
-        <w:t>☐ Fully Working</w:t>
-      </w:r>
-    </w:p>
-    <w:p>
-      <w:r>
-        <w:t>☐ Partially Working</w:t>
-      </w:r>
-    </w:p>
-    <w:p>
-      <w:r>
-        <w:t>☐ Prototype Only</w:t>
-      </w:r>
-    </w:p>
-    <w:p/>
-    <w:p>
-      <w:r>
-        <w:t>Additional Notes / Highlights:</w:t>
-      </w:r>
-    </w:p>
-    <w:p>
-      <w:r>
-        <w:t>__________________________________________</w:t>
-      </w:r>
-    </w:p>
-    <w:p>
-      <w:r>
-        <w:t>__________________________________________</w:t>
-      </w:r>
-    </w:p>
     <w:sectPr>
       <w:pgSz w:w="12240" w:h="15840"/>
       <w:pgMar w:top="1440" w:right="1800" w:bottom="1440" w:left="1800" w:header="720" w:footer="720" w:gutter="0"/>
@@ -916,6 +1477,580 @@
       </w:pPr>
       <w:rPr>
         <w:rFonts w:ascii="Symbol" w:hAnsi="Symbol" w:hint="default"/>
+      </w:rPr>
+    </w:lvl>
+  </w:abstractNum>
+  <w:abstractNum w:abstractNumId="9" w15:restartNumberingAfterBreak="0">
+    <w:nsid w:val="2A7E6702"/>
+    <w:multiLevelType w:val="hybridMultilevel"/>
+    <w:tmpl w:val="2FE82EE2"/>
+    <w:lvl w:ilvl="0" w:tplc="4009000F">
+      <w:start w:val="1"/>
+      <w:numFmt w:val="decimal"/>
+      <w:lvlText w:val="%1."/>
+      <w:lvlJc w:val="left"/>
+      <w:pPr>
+        <w:ind w:left="1488" w:hanging="360"/>
+      </w:pPr>
+    </w:lvl>
+    <w:lvl w:ilvl="1" w:tplc="40090019" w:tentative="1">
+      <w:start w:val="1"/>
+      <w:numFmt w:val="lowerLetter"/>
+      <w:lvlText w:val="%2."/>
+      <w:lvlJc w:val="left"/>
+      <w:pPr>
+        <w:ind w:left="2208" w:hanging="360"/>
+      </w:pPr>
+    </w:lvl>
+    <w:lvl w:ilvl="2" w:tplc="4009001B" w:tentative="1">
+      <w:start w:val="1"/>
+      <w:numFmt w:val="lowerRoman"/>
+      <w:lvlText w:val="%3."/>
+      <w:lvlJc w:val="right"/>
+      <w:pPr>
+        <w:ind w:left="2928" w:hanging="180"/>
+      </w:pPr>
+    </w:lvl>
+    <w:lvl w:ilvl="3" w:tplc="4009000F" w:tentative="1">
+      <w:start w:val="1"/>
+      <w:numFmt w:val="decimal"/>
+      <w:lvlText w:val="%4."/>
+      <w:lvlJc w:val="left"/>
+      <w:pPr>
+        <w:ind w:left="3648" w:hanging="360"/>
+      </w:pPr>
+    </w:lvl>
+    <w:lvl w:ilvl="4" w:tplc="40090019" w:tentative="1">
+      <w:start w:val="1"/>
+      <w:numFmt w:val="lowerLetter"/>
+      <w:lvlText w:val="%5."/>
+      <w:lvlJc w:val="left"/>
+      <w:pPr>
+        <w:ind w:left="4368" w:hanging="360"/>
+      </w:pPr>
+    </w:lvl>
+    <w:lvl w:ilvl="5" w:tplc="4009001B" w:tentative="1">
+      <w:start w:val="1"/>
+      <w:numFmt w:val="lowerRoman"/>
+      <w:lvlText w:val="%6."/>
+      <w:lvlJc w:val="right"/>
+      <w:pPr>
+        <w:ind w:left="5088" w:hanging="180"/>
+      </w:pPr>
+    </w:lvl>
+    <w:lvl w:ilvl="6" w:tplc="4009000F" w:tentative="1">
+      <w:start w:val="1"/>
+      <w:numFmt w:val="decimal"/>
+      <w:lvlText w:val="%7."/>
+      <w:lvlJc w:val="left"/>
+      <w:pPr>
+        <w:ind w:left="5808" w:hanging="360"/>
+      </w:pPr>
+    </w:lvl>
+    <w:lvl w:ilvl="7" w:tplc="40090019" w:tentative="1">
+      <w:start w:val="1"/>
+      <w:numFmt w:val="lowerLetter"/>
+      <w:lvlText w:val="%8."/>
+      <w:lvlJc w:val="left"/>
+      <w:pPr>
+        <w:ind w:left="6528" w:hanging="360"/>
+      </w:pPr>
+    </w:lvl>
+    <w:lvl w:ilvl="8" w:tplc="4009001B" w:tentative="1">
+      <w:start w:val="1"/>
+      <w:numFmt w:val="lowerRoman"/>
+      <w:lvlText w:val="%9."/>
+      <w:lvlJc w:val="right"/>
+      <w:pPr>
+        <w:ind w:left="7248" w:hanging="180"/>
+      </w:pPr>
+    </w:lvl>
+  </w:abstractNum>
+  <w:abstractNum w:abstractNumId="10" w15:restartNumberingAfterBreak="0">
+    <w:nsid w:val="40B525A3"/>
+    <w:multiLevelType w:val="multilevel"/>
+    <w:tmpl w:val="24042D46"/>
+    <w:lvl w:ilvl="0">
+      <w:start w:val="1"/>
+      <w:numFmt w:val="bullet"/>
+      <w:lvlText w:val=""/>
+      <w:lvlJc w:val="left"/>
+      <w:pPr>
+        <w:tabs>
+          <w:tab w:val="num" w:pos="720"/>
+        </w:tabs>
+        <w:ind w:left="720" w:hanging="360"/>
+      </w:pPr>
+      <w:rPr>
+        <w:rFonts w:ascii="Symbol" w:hAnsi="Symbol" w:hint="default"/>
+        <w:sz w:val="20"/>
+      </w:rPr>
+    </w:lvl>
+    <w:lvl w:ilvl="1" w:tentative="1">
+      <w:start w:val="1"/>
+      <w:numFmt w:val="bullet"/>
+      <w:lvlText w:val="o"/>
+      <w:lvlJc w:val="left"/>
+      <w:pPr>
+        <w:tabs>
+          <w:tab w:val="num" w:pos="1440"/>
+        </w:tabs>
+        <w:ind w:left="1440" w:hanging="360"/>
+      </w:pPr>
+      <w:rPr>
+        <w:rFonts w:ascii="Courier New" w:hAnsi="Courier New" w:hint="default"/>
+        <w:sz w:val="20"/>
+      </w:rPr>
+    </w:lvl>
+    <w:lvl w:ilvl="2" w:tentative="1">
+      <w:start w:val="1"/>
+      <w:numFmt w:val="bullet"/>
+      <w:lvlText w:val=""/>
+      <w:lvlJc w:val="left"/>
+      <w:pPr>
+        <w:tabs>
+          <w:tab w:val="num" w:pos="2160"/>
+        </w:tabs>
+        <w:ind w:left="2160" w:hanging="360"/>
+      </w:pPr>
+      <w:rPr>
+        <w:rFonts w:ascii="Wingdings" w:hAnsi="Wingdings" w:hint="default"/>
+        <w:sz w:val="20"/>
+      </w:rPr>
+    </w:lvl>
+    <w:lvl w:ilvl="3" w:tentative="1">
+      <w:start w:val="1"/>
+      <w:numFmt w:val="bullet"/>
+      <w:lvlText w:val=""/>
+      <w:lvlJc w:val="left"/>
+      <w:pPr>
+        <w:tabs>
+          <w:tab w:val="num" w:pos="2880"/>
+        </w:tabs>
+        <w:ind w:left="2880" w:hanging="360"/>
+      </w:pPr>
+      <w:rPr>
+        <w:rFonts w:ascii="Wingdings" w:hAnsi="Wingdings" w:hint="default"/>
+        <w:sz w:val="20"/>
+      </w:rPr>
+    </w:lvl>
+    <w:lvl w:ilvl="4" w:tentative="1">
+      <w:start w:val="1"/>
+      <w:numFmt w:val="bullet"/>
+      <w:lvlText w:val=""/>
+      <w:lvlJc w:val="left"/>
+      <w:pPr>
+        <w:tabs>
+          <w:tab w:val="num" w:pos="3600"/>
+        </w:tabs>
+        <w:ind w:left="3600" w:hanging="360"/>
+      </w:pPr>
+      <w:rPr>
+        <w:rFonts w:ascii="Wingdings" w:hAnsi="Wingdings" w:hint="default"/>
+        <w:sz w:val="20"/>
+      </w:rPr>
+    </w:lvl>
+    <w:lvl w:ilvl="5" w:tentative="1">
+      <w:start w:val="1"/>
+      <w:numFmt w:val="bullet"/>
+      <w:lvlText w:val=""/>
+      <w:lvlJc w:val="left"/>
+      <w:pPr>
+        <w:tabs>
+          <w:tab w:val="num" w:pos="4320"/>
+        </w:tabs>
+        <w:ind w:left="4320" w:hanging="360"/>
+      </w:pPr>
+      <w:rPr>
+        <w:rFonts w:ascii="Wingdings" w:hAnsi="Wingdings" w:hint="default"/>
+        <w:sz w:val="20"/>
+      </w:rPr>
+    </w:lvl>
+    <w:lvl w:ilvl="6" w:tentative="1">
+      <w:start w:val="1"/>
+      <w:numFmt w:val="bullet"/>
+      <w:lvlText w:val=""/>
+      <w:lvlJc w:val="left"/>
+      <w:pPr>
+        <w:tabs>
+          <w:tab w:val="num" w:pos="5040"/>
+        </w:tabs>
+        <w:ind w:left="5040" w:hanging="360"/>
+      </w:pPr>
+      <w:rPr>
+        <w:rFonts w:ascii="Wingdings" w:hAnsi="Wingdings" w:hint="default"/>
+        <w:sz w:val="20"/>
+      </w:rPr>
+    </w:lvl>
+    <w:lvl w:ilvl="7" w:tentative="1">
+      <w:start w:val="1"/>
+      <w:numFmt w:val="bullet"/>
+      <w:lvlText w:val=""/>
+      <w:lvlJc w:val="left"/>
+      <w:pPr>
+        <w:tabs>
+          <w:tab w:val="num" w:pos="5760"/>
+        </w:tabs>
+        <w:ind w:left="5760" w:hanging="360"/>
+      </w:pPr>
+      <w:rPr>
+        <w:rFonts w:ascii="Wingdings" w:hAnsi="Wingdings" w:hint="default"/>
+        <w:sz w:val="20"/>
+      </w:rPr>
+    </w:lvl>
+    <w:lvl w:ilvl="8" w:tentative="1">
+      <w:start w:val="1"/>
+      <w:numFmt w:val="bullet"/>
+      <w:lvlText w:val=""/>
+      <w:lvlJc w:val="left"/>
+      <w:pPr>
+        <w:tabs>
+          <w:tab w:val="num" w:pos="6480"/>
+        </w:tabs>
+        <w:ind w:left="6480" w:hanging="360"/>
+      </w:pPr>
+      <w:rPr>
+        <w:rFonts w:ascii="Wingdings" w:hAnsi="Wingdings" w:hint="default"/>
+        <w:sz w:val="20"/>
+      </w:rPr>
+    </w:lvl>
+  </w:abstractNum>
+  <w:abstractNum w:abstractNumId="11" w15:restartNumberingAfterBreak="0">
+    <w:nsid w:val="5514231A"/>
+    <w:multiLevelType w:val="hybridMultilevel"/>
+    <w:tmpl w:val="CEE6E8C4"/>
+    <w:lvl w:ilvl="0" w:tplc="40090001">
+      <w:start w:val="1"/>
+      <w:numFmt w:val="bullet"/>
+      <w:lvlText w:val=""/>
+      <w:lvlJc w:val="left"/>
+      <w:pPr>
+        <w:ind w:left="720" w:hanging="360"/>
+      </w:pPr>
+      <w:rPr>
+        <w:rFonts w:ascii="Symbol" w:hAnsi="Symbol" w:hint="default"/>
+      </w:rPr>
+    </w:lvl>
+    <w:lvl w:ilvl="1" w:tplc="40090003" w:tentative="1">
+      <w:start w:val="1"/>
+      <w:numFmt w:val="bullet"/>
+      <w:lvlText w:val="o"/>
+      <w:lvlJc w:val="left"/>
+      <w:pPr>
+        <w:ind w:left="1440" w:hanging="360"/>
+      </w:pPr>
+      <w:rPr>
+        <w:rFonts w:ascii="Courier New" w:hAnsi="Courier New" w:cs="Courier New" w:hint="default"/>
+      </w:rPr>
+    </w:lvl>
+    <w:lvl w:ilvl="2" w:tplc="40090005" w:tentative="1">
+      <w:start w:val="1"/>
+      <w:numFmt w:val="bullet"/>
+      <w:lvlText w:val=""/>
+      <w:lvlJc w:val="left"/>
+      <w:pPr>
+        <w:ind w:left="2160" w:hanging="360"/>
+      </w:pPr>
+      <w:rPr>
+        <w:rFonts w:ascii="Wingdings" w:hAnsi="Wingdings" w:hint="default"/>
+      </w:rPr>
+    </w:lvl>
+    <w:lvl w:ilvl="3" w:tplc="40090001" w:tentative="1">
+      <w:start w:val="1"/>
+      <w:numFmt w:val="bullet"/>
+      <w:lvlText w:val=""/>
+      <w:lvlJc w:val="left"/>
+      <w:pPr>
+        <w:ind w:left="2880" w:hanging="360"/>
+      </w:pPr>
+      <w:rPr>
+        <w:rFonts w:ascii="Symbol" w:hAnsi="Symbol" w:hint="default"/>
+      </w:rPr>
+    </w:lvl>
+    <w:lvl w:ilvl="4" w:tplc="40090003" w:tentative="1">
+      <w:start w:val="1"/>
+      <w:numFmt w:val="bullet"/>
+      <w:lvlText w:val="o"/>
+      <w:lvlJc w:val="left"/>
+      <w:pPr>
+        <w:ind w:left="3600" w:hanging="360"/>
+      </w:pPr>
+      <w:rPr>
+        <w:rFonts w:ascii="Courier New" w:hAnsi="Courier New" w:cs="Courier New" w:hint="default"/>
+      </w:rPr>
+    </w:lvl>
+    <w:lvl w:ilvl="5" w:tplc="40090005" w:tentative="1">
+      <w:start w:val="1"/>
+      <w:numFmt w:val="bullet"/>
+      <w:lvlText w:val=""/>
+      <w:lvlJc w:val="left"/>
+      <w:pPr>
+        <w:ind w:left="4320" w:hanging="360"/>
+      </w:pPr>
+      <w:rPr>
+        <w:rFonts w:ascii="Wingdings" w:hAnsi="Wingdings" w:hint="default"/>
+      </w:rPr>
+    </w:lvl>
+    <w:lvl w:ilvl="6" w:tplc="40090001" w:tentative="1">
+      <w:start w:val="1"/>
+      <w:numFmt w:val="bullet"/>
+      <w:lvlText w:val=""/>
+      <w:lvlJc w:val="left"/>
+      <w:pPr>
+        <w:ind w:left="5040" w:hanging="360"/>
+      </w:pPr>
+      <w:rPr>
+        <w:rFonts w:ascii="Symbol" w:hAnsi="Symbol" w:hint="default"/>
+      </w:rPr>
+    </w:lvl>
+    <w:lvl w:ilvl="7" w:tplc="40090003" w:tentative="1">
+      <w:start w:val="1"/>
+      <w:numFmt w:val="bullet"/>
+      <w:lvlText w:val="o"/>
+      <w:lvlJc w:val="left"/>
+      <w:pPr>
+        <w:ind w:left="5760" w:hanging="360"/>
+      </w:pPr>
+      <w:rPr>
+        <w:rFonts w:ascii="Courier New" w:hAnsi="Courier New" w:cs="Courier New" w:hint="default"/>
+      </w:rPr>
+    </w:lvl>
+    <w:lvl w:ilvl="8" w:tplc="40090005" w:tentative="1">
+      <w:start w:val="1"/>
+      <w:numFmt w:val="bullet"/>
+      <w:lvlText w:val=""/>
+      <w:lvlJc w:val="left"/>
+      <w:pPr>
+        <w:ind w:left="6480" w:hanging="360"/>
+      </w:pPr>
+      <w:rPr>
+        <w:rFonts w:ascii="Wingdings" w:hAnsi="Wingdings" w:hint="default"/>
+      </w:rPr>
+    </w:lvl>
+  </w:abstractNum>
+  <w:abstractNum w:abstractNumId="12" w15:restartNumberingAfterBreak="0">
+    <w:nsid w:val="605D2D5F"/>
+    <w:multiLevelType w:val="multilevel"/>
+    <w:tmpl w:val="87A2B762"/>
+    <w:lvl w:ilvl="0">
+      <w:start w:val="3"/>
+      <w:numFmt w:val="decimal"/>
+      <w:lvlText w:val="%1."/>
+      <w:lvlJc w:val="left"/>
+      <w:pPr>
+        <w:tabs>
+          <w:tab w:val="num" w:pos="720"/>
+        </w:tabs>
+        <w:ind w:left="720" w:hanging="360"/>
+      </w:pPr>
+    </w:lvl>
+    <w:lvl w:ilvl="1" w:tentative="1">
+      <w:start w:val="1"/>
+      <w:numFmt w:val="decimal"/>
+      <w:lvlText w:val="%2."/>
+      <w:lvlJc w:val="left"/>
+      <w:pPr>
+        <w:tabs>
+          <w:tab w:val="num" w:pos="1440"/>
+        </w:tabs>
+        <w:ind w:left="1440" w:hanging="360"/>
+      </w:pPr>
+    </w:lvl>
+    <w:lvl w:ilvl="2" w:tentative="1">
+      <w:start w:val="1"/>
+      <w:numFmt w:val="decimal"/>
+      <w:lvlText w:val="%3."/>
+      <w:lvlJc w:val="left"/>
+      <w:pPr>
+        <w:tabs>
+          <w:tab w:val="num" w:pos="2160"/>
+        </w:tabs>
+        <w:ind w:left="2160" w:hanging="360"/>
+      </w:pPr>
+    </w:lvl>
+    <w:lvl w:ilvl="3" w:tentative="1">
+      <w:start w:val="1"/>
+      <w:numFmt w:val="decimal"/>
+      <w:lvlText w:val="%4."/>
+      <w:lvlJc w:val="left"/>
+      <w:pPr>
+        <w:tabs>
+          <w:tab w:val="num" w:pos="2880"/>
+        </w:tabs>
+        <w:ind w:left="2880" w:hanging="360"/>
+      </w:pPr>
+    </w:lvl>
+    <w:lvl w:ilvl="4" w:tentative="1">
+      <w:start w:val="1"/>
+      <w:numFmt w:val="decimal"/>
+      <w:lvlText w:val="%5."/>
+      <w:lvlJc w:val="left"/>
+      <w:pPr>
+        <w:tabs>
+          <w:tab w:val="num" w:pos="3600"/>
+        </w:tabs>
+        <w:ind w:left="3600" w:hanging="360"/>
+      </w:pPr>
+    </w:lvl>
+    <w:lvl w:ilvl="5" w:tentative="1">
+      <w:start w:val="1"/>
+      <w:numFmt w:val="decimal"/>
+      <w:lvlText w:val="%6."/>
+      <w:lvlJc w:val="left"/>
+      <w:pPr>
+        <w:tabs>
+          <w:tab w:val="num" w:pos="4320"/>
+        </w:tabs>
+        <w:ind w:left="4320" w:hanging="360"/>
+      </w:pPr>
+    </w:lvl>
+    <w:lvl w:ilvl="6" w:tentative="1">
+      <w:start w:val="1"/>
+      <w:numFmt w:val="decimal"/>
+      <w:lvlText w:val="%7."/>
+      <w:lvlJc w:val="left"/>
+      <w:pPr>
+        <w:tabs>
+          <w:tab w:val="num" w:pos="5040"/>
+        </w:tabs>
+        <w:ind w:left="5040" w:hanging="360"/>
+      </w:pPr>
+    </w:lvl>
+    <w:lvl w:ilvl="7" w:tentative="1">
+      <w:start w:val="1"/>
+      <w:numFmt w:val="decimal"/>
+      <w:lvlText w:val="%8."/>
+      <w:lvlJc w:val="left"/>
+      <w:pPr>
+        <w:tabs>
+          <w:tab w:val="num" w:pos="5760"/>
+        </w:tabs>
+        <w:ind w:left="5760" w:hanging="360"/>
+      </w:pPr>
+    </w:lvl>
+    <w:lvl w:ilvl="8" w:tentative="1">
+      <w:start w:val="1"/>
+      <w:numFmt w:val="decimal"/>
+      <w:lvlText w:val="%9."/>
+      <w:lvlJc w:val="left"/>
+      <w:pPr>
+        <w:tabs>
+          <w:tab w:val="num" w:pos="6480"/>
+        </w:tabs>
+        <w:ind w:left="6480" w:hanging="360"/>
+      </w:pPr>
+    </w:lvl>
+  </w:abstractNum>
+  <w:abstractNum w:abstractNumId="13" w15:restartNumberingAfterBreak="0">
+    <w:nsid w:val="70AA0A6E"/>
+    <w:multiLevelType w:val="hybridMultilevel"/>
+    <w:tmpl w:val="C03412B6"/>
+    <w:lvl w:ilvl="0" w:tplc="40090001">
+      <w:start w:val="1"/>
+      <w:numFmt w:val="bullet"/>
+      <w:lvlText w:val=""/>
+      <w:lvlJc w:val="left"/>
+      <w:pPr>
+        <w:ind w:left="720" w:hanging="360"/>
+      </w:pPr>
+      <w:rPr>
+        <w:rFonts w:ascii="Symbol" w:hAnsi="Symbol" w:hint="default"/>
+      </w:rPr>
+    </w:lvl>
+    <w:lvl w:ilvl="1" w:tplc="40090003" w:tentative="1">
+      <w:start w:val="1"/>
+      <w:numFmt w:val="bullet"/>
+      <w:lvlText w:val="o"/>
+      <w:lvlJc w:val="left"/>
+      <w:pPr>
+        <w:ind w:left="1440" w:hanging="360"/>
+      </w:pPr>
+      <w:rPr>
+        <w:rFonts w:ascii="Courier New" w:hAnsi="Courier New" w:cs="Courier New" w:hint="default"/>
+      </w:rPr>
+    </w:lvl>
+    <w:lvl w:ilvl="2" w:tplc="40090005" w:tentative="1">
+      <w:start w:val="1"/>
+      <w:numFmt w:val="bullet"/>
+      <w:lvlText w:val=""/>
+      <w:lvlJc w:val="left"/>
+      <w:pPr>
+        <w:ind w:left="2160" w:hanging="360"/>
+      </w:pPr>
+      <w:rPr>
+        <w:rFonts w:ascii="Wingdings" w:hAnsi="Wingdings" w:hint="default"/>
+      </w:rPr>
+    </w:lvl>
+    <w:lvl w:ilvl="3" w:tplc="40090001" w:tentative="1">
+      <w:start w:val="1"/>
+      <w:numFmt w:val="bullet"/>
+      <w:lvlText w:val=""/>
+      <w:lvlJc w:val="left"/>
+      <w:pPr>
+        <w:ind w:left="2880" w:hanging="360"/>
+      </w:pPr>
+      <w:rPr>
+        <w:rFonts w:ascii="Symbol" w:hAnsi="Symbol" w:hint="default"/>
+      </w:rPr>
+    </w:lvl>
+    <w:lvl w:ilvl="4" w:tplc="40090003" w:tentative="1">
+      <w:start w:val="1"/>
+      <w:numFmt w:val="bullet"/>
+      <w:lvlText w:val="o"/>
+      <w:lvlJc w:val="left"/>
+      <w:pPr>
+        <w:ind w:left="3600" w:hanging="360"/>
+      </w:pPr>
+      <w:rPr>
+        <w:rFonts w:ascii="Courier New" w:hAnsi="Courier New" w:cs="Courier New" w:hint="default"/>
+      </w:rPr>
+    </w:lvl>
+    <w:lvl w:ilvl="5" w:tplc="40090005" w:tentative="1">
+      <w:start w:val="1"/>
+      <w:numFmt w:val="bullet"/>
+      <w:lvlText w:val=""/>
+      <w:lvlJc w:val="left"/>
+      <w:pPr>
+        <w:ind w:left="4320" w:hanging="360"/>
+      </w:pPr>
+      <w:rPr>
+        <w:rFonts w:ascii="Wingdings" w:hAnsi="Wingdings" w:hint="default"/>
+      </w:rPr>
+    </w:lvl>
+    <w:lvl w:ilvl="6" w:tplc="40090001" w:tentative="1">
+      <w:start w:val="1"/>
+      <w:numFmt w:val="bullet"/>
+      <w:lvlText w:val=""/>
+      <w:lvlJc w:val="left"/>
+      <w:pPr>
+        <w:ind w:left="5040" w:hanging="360"/>
+      </w:pPr>
+      <w:rPr>
+        <w:rFonts w:ascii="Symbol" w:hAnsi="Symbol" w:hint="default"/>
+      </w:rPr>
+    </w:lvl>
+    <w:lvl w:ilvl="7" w:tplc="40090003" w:tentative="1">
+      <w:start w:val="1"/>
+      <w:numFmt w:val="bullet"/>
+      <w:lvlText w:val="o"/>
+      <w:lvlJc w:val="left"/>
+      <w:pPr>
+        <w:ind w:left="5760" w:hanging="360"/>
+      </w:pPr>
+      <w:rPr>
+        <w:rFonts w:ascii="Courier New" w:hAnsi="Courier New" w:cs="Courier New" w:hint="default"/>
+      </w:rPr>
+    </w:lvl>
+    <w:lvl w:ilvl="8" w:tplc="40090005" w:tentative="1">
+      <w:start w:val="1"/>
+      <w:numFmt w:val="bullet"/>
+      <w:lvlText w:val=""/>
+      <w:lvlJc w:val="left"/>
+      <w:pPr>
+        <w:ind w:left="6480" w:hanging="360"/>
+      </w:pPr>
+      <w:rPr>
+        <w:rFonts w:ascii="Wingdings" w:hAnsi="Wingdings" w:hint="default"/>
       </w:rPr>
     </w:lvl>
   </w:abstractNum>
@@ -945,6 +2080,21 @@
   </w:num>
   <w:num w:numId="9" w16cid:durableId="822047858">
     <w:abstractNumId w:val="0"/>
+  </w:num>
+  <w:num w:numId="10" w16cid:durableId="1770001877">
+    <w:abstractNumId w:val="12"/>
+  </w:num>
+  <w:num w:numId="11" w16cid:durableId="829176559">
+    <w:abstractNumId w:val="10"/>
+  </w:num>
+  <w:num w:numId="12" w16cid:durableId="2136172490">
+    <w:abstractNumId w:val="13"/>
+  </w:num>
+  <w:num w:numId="13" w16cid:durableId="2021009926">
+    <w:abstractNumId w:val="11"/>
+  </w:num>
+  <w:num w:numId="14" w16cid:durableId="2080403574">
+    <w:abstractNumId w:val="9"/>
   </w:num>
 </w:numbering>
 </file>
